--- a/thuyet-trinh/TAI-LIEU-PHAT-TAY.docx
+++ b/thuyet-trinh/TAI-LIEU-PHAT-TAY.docx
@@ -2,7 +2,7 @@
 <file path=word/document.xml><?xml version="1.0" encoding="utf-8"?>
 <w:document xmlns:w="http://schemas.openxmlformats.org/wordprocessingml/2006/main" xmlns:m="http://schemas.openxmlformats.org/officeDocument/2006/math" xmlns:r="http://schemas.openxmlformats.org/officeDocument/2006/relationships" xmlns:o="urn:schemas-microsoft-com:office:office" xmlns:v="urn:schemas-microsoft-com:vml" xmlns:w10="urn:schemas-microsoft-com:office:word" xmlns:a="http://schemas.openxmlformats.org/drawingml/2006/main" xmlns:pic="http://schemas.openxmlformats.org/drawingml/2006/picture" xmlns:wp="http://schemas.openxmlformats.org/drawingml/2006/wordprocessingDrawing">
   <w:body>
-    <w:bookmarkStart w:id="30" w:name="tài-liệu-phát-tay"/>
+    <w:bookmarkStart w:id="31" w:name="tài-liệu-phát-tay"/>
     <w:p>
       <w:pPr>
         <w:pStyle w:val="Heading1"/>
@@ -967,13 +967,13 @@
       </w:tr>
     </w:tbl>
     <w:bookmarkEnd w:id="22"/>
-    <w:bookmarkStart w:id="23" w:name="Xea9fb2486e1dcdff662590e35cfa5a69fae8109"/>
+    <w:bookmarkStart w:id="23" w:name="Xff1f5b795dccad618eaf52dd2bbd13a395fcb2e"/>
     <w:p>
       <w:pPr>
         <w:pStyle w:val="Heading2"/>
       </w:pPr>
       <w:r>
-        <w:t xml:space="preserve">4. Claude trên Windows – đầy đủ tính năng (Slide 7)</w:t>
+        <w:t xml:space="preserve">4. Claude trên Windows – đầy đủ tính năng (Slide 8)</w:t>
       </w:r>
     </w:p>
     <w:tbl>
@@ -1476,13 +1476,13 @@
       </w:tr>
     </w:tbl>
     <w:bookmarkEnd w:id="23"/>
-    <w:bookmarkStart w:id="24" w:name="bắt-đầu-với-claude-6-bước-slide-8"/>
+    <w:bookmarkStart w:id="24" w:name="bắt-đầu-với-claude-6-bước-slide-9"/>
     <w:p>
       <w:pPr>
         <w:pStyle w:val="Heading2"/>
       </w:pPr>
       <w:r>
-        <w:t xml:space="preserve">5. Bắt đầu với Claude – 6 bước (Slide 8)</w:t>
+        <w:t xml:space="preserve">5. Bắt đầu với Claude – 6 bước (Slide 9)</w:t>
       </w:r>
     </w:p>
     <w:tbl>
@@ -1814,13 +1814,13 @@
       </w:r>
     </w:p>
     <w:bookmarkEnd w:id="24"/>
-    <w:bookmarkStart w:id="25" w:name="X038b196b885b3f04a23e438fd411c913ae171b9"/>
+    <w:bookmarkStart w:id="25" w:name="Xb6fa7927088990364f4b42231dd36682f2885d7"/>
     <w:p>
       <w:pPr>
         <w:pStyle w:val="Heading2"/>
       </w:pPr>
       <w:r>
-        <w:t xml:space="preserve">6. Giao việc cho AI Agent – mẫu 5 bước (Slide 9)</w:t>
+        <w:t xml:space="preserve">6. Giao việc cho AI Agent – mẫu 5 bước (Slide 10)</w:t>
       </w:r>
     </w:p>
     <w:p>
@@ -2016,13 +2016,13 @@
       </w:r>
     </w:p>
     <w:bookmarkEnd w:id="25"/>
-    <w:bookmarkStart w:id="26" w:name="Xb9575c3de78e312cdd28e65740cf529277ed44e"/>
+    <w:bookmarkStart w:id="26" w:name="X285a31a5c07eb0a7635422631d2846884fbd0cc"/>
     <w:p>
       <w:pPr>
         <w:pStyle w:val="Heading2"/>
       </w:pPr>
       <w:r>
-        <w:t xml:space="preserve">7. Bộ tài liệu thật dùng trong ví dụ ăn mòn khí quyển (Slide 12)</w:t>
+        <w:t xml:space="preserve">7. Bộ tài liệu thật dùng trong ví dụ ăn mòn khí quyển (Slide 13)</w:t>
       </w:r>
     </w:p>
     <w:tbl>
@@ -2504,13 +2504,13 @@
       </w:r>
     </w:p>
     <w:bookmarkEnd w:id="26"/>
-    <w:bookmarkStart w:id="27" w:name="Xadd7a5971ac3a40f21b5f501c9da836c5d9bbb2"/>
+    <w:bookmarkStart w:id="27" w:name="X7354cbc1ff06c078c71c2b1083bfc3b4f94ff60"/>
     <w:p>
       <w:pPr>
         <w:pStyle w:val="Heading2"/>
       </w:pPr>
       <w:r>
-        <w:t xml:space="preserve">8. Thí nghiệm: không dùng và có dùng Skill (Slide 20)</w:t>
+        <w:t xml:space="preserve">8. Thí nghiệm: không dùng và có dùng Skill (Slide 21)</w:t>
       </w:r>
     </w:p>
     <w:tbl>
@@ -2798,13 +2798,13 @@
       </w:tr>
     </w:tbl>
     <w:bookmarkEnd w:id="27"/>
-    <w:bookmarkStart w:id="28" w:name="Xc0e36be28177b9bcc13f62ffcfb7cd5f172dd6c"/>
+    <w:bookmarkStart w:id="28" w:name="X532014495456e8ebf3382fb926d0f8fe154cd9d"/>
     <w:p>
       <w:pPr>
         <w:pStyle w:val="Heading2"/>
       </w:pPr>
       <w:r>
-        <w:t xml:space="preserve">9. Dữ liệu mật: AI viết công cụ, máy không kết nối Internet xử lý (Slide 19)</w:t>
+        <w:t xml:space="preserve">9. Dữ liệu mật: AI viết công cụ, máy không kết nối Internet xử lý (Slide 20)</w:t>
       </w:r>
     </w:p>
     <w:p>
@@ -2944,7 +2944,883 @@
       </w:r>
     </w:p>
     <w:bookmarkEnd w:id="28"/>
-    <w:bookmarkStart w:id="29" w:name="giải-nghĩa-thuật-ngữ"/>
+    <w:bookmarkStart w:id="29" w:name="tìm-và-đọc-tài-liệu-khoa-học-slide-7"/>
+    <w:p>
+      <w:pPr>
+        <w:pStyle w:val="Heading2"/>
+      </w:pPr>
+      <w:r>
+        <w:t xml:space="preserve">11. Tìm và đọc tài liệu khoa học (Slide 7)</w:t>
+      </w:r>
+    </w:p>
+    <w:tbl>
+      <w:tblPr>
+        <w:tblStyle w:val="Table"/>
+        <w:tblW w:type="pct" w:w="5000"/>
+        <w:tblLook w:firstRow="1" w:lastRow="0" w:firstColumn="0" w:lastColumn="0" w:noHBand="0" w:noVBand="0" w:val="0020"/>
+        <w:jc w:val="start"/>
+      </w:tblPr>
+      <w:tblGrid>
+        <w:gridCol w:w="1980"/>
+        <w:gridCol w:w="1980"/>
+        <w:gridCol w:w="1980"/>
+        <w:gridCol w:w="1980"/>
+      </w:tblGrid>
+      <w:tr>
+        <w:trPr>
+          <w:tblHeader w:val="true"/>
+        </w:trPr>
+        <w:tc>
+          <w:tcPr/>
+          <w:p>
+            <w:pPr>
+              <w:pStyle w:val="Compact"/>
+              <w:jc w:val="left"/>
+            </w:pPr>
+            <w:r>
+              <w:t xml:space="preserve">Công cụ</w:t>
+            </w:r>
+          </w:p>
+        </w:tc>
+        <w:tc>
+          <w:tcPr/>
+          <w:p>
+            <w:pPr>
+              <w:pStyle w:val="Compact"/>
+              <w:jc w:val="left"/>
+            </w:pPr>
+            <w:r>
+              <w:t xml:space="preserve">Là gì</w:t>
+            </w:r>
+          </w:p>
+        </w:tc>
+        <w:tc>
+          <w:tcPr/>
+          <w:p>
+            <w:pPr>
+              <w:pStyle w:val="Compact"/>
+              <w:jc w:val="left"/>
+            </w:pPr>
+            <w:r>
+              <w:t xml:space="preserve">Cách dùng</w:t>
+            </w:r>
+          </w:p>
+        </w:tc>
+        <w:tc>
+          <w:tcPr/>
+          <w:p>
+            <w:pPr>
+              <w:pStyle w:val="Compact"/>
+              <w:jc w:val="left"/>
+            </w:pPr>
+            <w:r>
+              <w:t xml:space="preserve">Lưu ý</w:t>
+            </w:r>
+          </w:p>
+        </w:tc>
+      </w:tr>
+      <w:tr>
+        <w:tc>
+          <w:tcPr/>
+          <w:p>
+            <w:pPr>
+              <w:pStyle w:val="Compact"/>
+              <w:jc w:val="left"/>
+            </w:pPr>
+            <w:r>
+              <w:rPr>
+                <w:bCs/>
+                <w:b/>
+              </w:rPr>
+              <w:t xml:space="preserve">Sci-Hub</w:t>
+            </w:r>
+          </w:p>
+        </w:tc>
+        <w:tc>
+          <w:tcPr/>
+          <w:p>
+            <w:pPr>
+              <w:pStyle w:val="Compact"/>
+              <w:jc w:val="left"/>
+            </w:pPr>
+            <w:r>
+              <w:t xml:space="preserve">Thư viện</w:t>
+            </w:r>
+            <w:r>
+              <w:t xml:space="preserve"> </w:t>
+            </w:r>
+            <w:r>
+              <w:t xml:space="preserve">“</w:t>
+            </w:r>
+            <w:r>
+              <w:t xml:space="preserve">bóng tối</w:t>
+            </w:r>
+            <w:r>
+              <w:t xml:space="preserve">”</w:t>
+            </w:r>
+            <w:r>
+              <w:t xml:space="preserve">: cung cấp toàn văn bài báo, sách không qua nhà xuất bản (~88 triệu tài liệu)</w:t>
+            </w:r>
+          </w:p>
+        </w:tc>
+        <w:tc>
+          <w:tcPr/>
+          <w:p>
+            <w:pPr>
+              <w:pStyle w:val="Compact"/>
+              <w:jc w:val="left"/>
+            </w:pPr>
+            <w:r>
+              <w:t xml:space="preserve">–</w:t>
+            </w:r>
+          </w:p>
+        </w:tc>
+        <w:tc>
+          <w:tcPr/>
+          <w:p>
+            <w:pPr>
+              <w:pStyle w:val="Compact"/>
+              <w:jc w:val="left"/>
+            </w:pPr>
+            <w:r>
+              <w:rPr>
+                <w:bCs/>
+                <w:b/>
+              </w:rPr>
+              <w:t xml:space="preserve">Vi phạm bản quyền</w:t>
+            </w:r>
+            <w:r>
+              <w:t xml:space="preserve"> </w:t>
+            </w:r>
+            <w:r>
+              <w:t xml:space="preserve">theo phán quyết của tòa án Mỹ, Nga (Moscow, 2018), Ấn Độ (Delhi, 08/2025 – lệnh tạm thời); bị chặn ở nhiều nước; nhiều trang giả mạo có thể chứa mã độc. Không khuyến nghị dùng, nhất là trên máy, mạng của đơn vị</w:t>
+            </w:r>
+          </w:p>
+        </w:tc>
+      </w:tr>
+      <w:tr>
+        <w:tc>
+          <w:tcPr/>
+          <w:p>
+            <w:pPr>
+              <w:pStyle w:val="Compact"/>
+              <w:jc w:val="left"/>
+            </w:pPr>
+            <w:r>
+              <w:rPr>
+                <w:bCs/>
+                <w:b/>
+              </w:rPr>
+              <w:t xml:space="preserve">Sci-Bot</w:t>
+            </w:r>
+          </w:p>
+        </w:tc>
+        <w:tc>
+          <w:tcPr/>
+          <w:p>
+            <w:pPr>
+              <w:pStyle w:val="Compact"/>
+              <w:jc w:val="left"/>
+            </w:pPr>
+            <w:r>
+              <w:t xml:space="preserve">Trợ lý AI do Sci-Hub ra mắt 04/2026, trả lời câu hỏi dựa trên kho Sci-Hub, kèm liên kết toàn văn</w:t>
+            </w:r>
+          </w:p>
+        </w:tc>
+        <w:tc>
+          <w:tcPr/>
+          <w:p>
+            <w:pPr>
+              <w:pStyle w:val="Compact"/>
+              <w:jc w:val="left"/>
+            </w:pPr>
+            <w:r>
+              <w:t xml:space="preserve">–</w:t>
+            </w:r>
+          </w:p>
+        </w:tc>
+        <w:tc>
+          <w:tcPr/>
+          <w:p>
+            <w:pPr>
+              <w:pStyle w:val="Compact"/>
+              <w:jc w:val="left"/>
+            </w:pPr>
+            <w:r>
+              <w:t xml:space="preserve">Cùng vấn đề pháp lý như Sci-Hub; bản thử nghiệm: chỉ trả lời từng câu, thiếu nhiều bài mới (sau ~2021–2022)</w:t>
+            </w:r>
+          </w:p>
+        </w:tc>
+      </w:tr>
+      <w:tr>
+        <w:tc>
+          <w:tcPr/>
+          <w:p>
+            <w:pPr>
+              <w:pStyle w:val="Compact"/>
+              <w:jc w:val="left"/>
+            </w:pPr>
+            <w:r>
+              <w:rPr>
+                <w:bCs/>
+                <w:b/>
+              </w:rPr>
+              <w:t xml:space="preserve">Unpaywall</w:t>
+            </w:r>
+          </w:p>
+        </w:tc>
+        <w:tc>
+          <w:tcPr/>
+          <w:p>
+            <w:pPr>
+              <w:pStyle w:val="Compact"/>
+              <w:jc w:val="left"/>
+            </w:pPr>
+            <w:r>
+              <w:t xml:space="preserve">Tiện ích trình duyệt, cơ sở dữ liệu bản mở hợp pháp</w:t>
+            </w:r>
+          </w:p>
+        </w:tc>
+        <w:tc>
+          <w:tcPr/>
+          <w:p>
+            <w:pPr>
+              <w:pStyle w:val="Compact"/>
+              <w:jc w:val="left"/>
+            </w:pPr>
+            <w:r>
+              <w:t xml:space="preserve">Cài vào Chrome/Edge/Firefox → nút xanh hiện khi bài báo có bản mở</w:t>
+            </w:r>
+          </w:p>
+        </w:tc>
+        <w:tc>
+          <w:tcPr/>
+          <w:p>
+            <w:pPr>
+              <w:pStyle w:val="Compact"/>
+              <w:jc w:val="left"/>
+            </w:pPr>
+            <w:r>
+              <w:t xml:space="preserve">Tìm được bản mở cho khoảng một nửa số yêu cầu</w:t>
+            </w:r>
+          </w:p>
+        </w:tc>
+      </w:tr>
+      <w:tr>
+        <w:tc>
+          <w:tcPr/>
+          <w:p>
+            <w:pPr>
+              <w:pStyle w:val="Compact"/>
+              <w:jc w:val="left"/>
+            </w:pPr>
+            <w:r>
+              <w:rPr>
+                <w:bCs/>
+                <w:b/>
+              </w:rPr>
+              <w:t xml:space="preserve">CORE</w:t>
+            </w:r>
+          </w:p>
+        </w:tc>
+        <w:tc>
+          <w:tcPr/>
+          <w:p>
+            <w:pPr>
+              <w:pStyle w:val="Compact"/>
+              <w:jc w:val="left"/>
+            </w:pPr>
+            <w:r>
+              <w:t xml:space="preserve">Kho tổng hợp bài báo truy cập mở từ các kho lưu trữ của trường, viện</w:t>
+            </w:r>
+          </w:p>
+        </w:tc>
+        <w:tc>
+          <w:tcPr/>
+          <w:p>
+            <w:pPr>
+              <w:pStyle w:val="Compact"/>
+              <w:jc w:val="left"/>
+            </w:pPr>
+            <w:r>
+              <w:t xml:space="preserve">core.ac.uk – tìm theo từ khóa, DOI</w:t>
+            </w:r>
+          </w:p>
+        </w:tc>
+        <w:tc>
+          <w:tcPr/>
+          <w:p>
+            <w:pPr>
+              <w:pStyle w:val="Compact"/>
+              <w:jc w:val="left"/>
+            </w:pPr>
+            <w:r>
+              <w:t xml:space="preserve">Hơn 100 triệu bài (con số thay đổi – xem trang)</w:t>
+            </w:r>
+          </w:p>
+        </w:tc>
+      </w:tr>
+      <w:tr>
+        <w:tc>
+          <w:tcPr/>
+          <w:p>
+            <w:pPr>
+              <w:pStyle w:val="Compact"/>
+              <w:jc w:val="left"/>
+            </w:pPr>
+            <w:r>
+              <w:rPr>
+                <w:bCs/>
+                <w:b/>
+              </w:rPr>
+              <w:t xml:space="preserve">arXiv · PubMed Central · DOAJ</w:t>
+            </w:r>
+          </w:p>
+        </w:tc>
+        <w:tc>
+          <w:tcPr/>
+          <w:p>
+            <w:pPr>
+              <w:pStyle w:val="Compact"/>
+              <w:jc w:val="left"/>
+            </w:pPr>
+            <w:r>
+              <w:t xml:space="preserve">Bản thảo trước công bố (vật lý, toán, tin học…) · bài y sinh toàn văn · danh mục tạp chí truy cập mở</w:t>
+            </w:r>
+          </w:p>
+        </w:tc>
+        <w:tc>
+          <w:tcPr/>
+          <w:p>
+            <w:pPr>
+              <w:pStyle w:val="Compact"/>
+              <w:jc w:val="left"/>
+            </w:pPr>
+            <w:r>
+              <w:t xml:space="preserve">Tìm trực tiếp trên trang</w:t>
+            </w:r>
+          </w:p>
+        </w:tc>
+        <w:tc>
+          <w:tcPr/>
+          <w:p>
+            <w:pPr>
+              <w:pStyle w:val="Compact"/>
+              <w:jc w:val="left"/>
+            </w:pPr>
+            <w:r>
+              <w:t xml:space="preserve">Bản arXiv có thể chưa qua phản biện</w:t>
+            </w:r>
+          </w:p>
+        </w:tc>
+      </w:tr>
+      <w:tr>
+        <w:tc>
+          <w:tcPr/>
+          <w:p>
+            <w:pPr>
+              <w:pStyle w:val="Compact"/>
+              <w:jc w:val="left"/>
+            </w:pPr>
+            <w:r>
+              <w:rPr>
+                <w:bCs/>
+                <w:b/>
+              </w:rPr>
+              <w:t xml:space="preserve">Google Scholar Labs</w:t>
+            </w:r>
+          </w:p>
+        </w:tc>
+        <w:tc>
+          <w:tcPr/>
+          <w:p>
+            <w:pPr>
+              <w:pStyle w:val="Compact"/>
+              <w:jc w:val="left"/>
+            </w:pPr>
+            <w:r>
+              <w:t xml:space="preserve">Chế độ tìm kiếm có AI của Google Scholar (11/2025): phân tích câu hỏi chi tiết, giải thích vì sao mỗi bài liên quan, cho hỏi tiếp</w:t>
+            </w:r>
+          </w:p>
+        </w:tc>
+        <w:tc>
+          <w:tcPr/>
+          <w:p>
+            <w:pPr>
+              <w:pStyle w:val="Compact"/>
+              <w:jc w:val="left"/>
+            </w:pPr>
+            <w:r>
+              <w:t xml:space="preserve">scholar.google.com → Scholar Labs; cần đăng nhập</w:t>
+            </w:r>
+          </w:p>
+        </w:tc>
+        <w:tc>
+          <w:tcPr/>
+          <w:p>
+            <w:pPr>
+              <w:pStyle w:val="Compact"/>
+              <w:jc w:val="left"/>
+            </w:pPr>
+            <w:r>
+              <w:t xml:space="preserve">Thử nghiệm; câu hỏi tiếng Anh</w:t>
+            </w:r>
+          </w:p>
+        </w:tc>
+      </w:tr>
+      <w:tr>
+        <w:tc>
+          <w:tcPr/>
+          <w:p>
+            <w:pPr>
+              <w:pStyle w:val="Compact"/>
+              <w:jc w:val="left"/>
+            </w:pPr>
+            <w:r>
+              <w:rPr>
+                <w:bCs/>
+                <w:b/>
+              </w:rPr>
+              <w:t xml:space="preserve">Semantic Scholar</w:t>
+            </w:r>
+          </w:p>
+        </w:tc>
+        <w:tc>
+          <w:tcPr/>
+          <w:p>
+            <w:pPr>
+              <w:pStyle w:val="Compact"/>
+              <w:jc w:val="left"/>
+            </w:pPr>
+            <w:r>
+              <w:t xml:space="preserve">Công cụ tìm kiếm bài báo miễn phí, có tóm tắt một dòng (TLDR), bản đồ trích dẫn</w:t>
+            </w:r>
+          </w:p>
+        </w:tc>
+        <w:tc>
+          <w:tcPr/>
+          <w:p>
+            <w:pPr>
+              <w:pStyle w:val="Compact"/>
+              <w:jc w:val="left"/>
+            </w:pPr>
+            <w:r>
+              <w:t xml:space="preserve">semanticscholar.org</w:t>
+            </w:r>
+          </w:p>
+        </w:tc>
+        <w:tc>
+          <w:tcPr/>
+          <w:p>
+            <w:pPr>
+              <w:pStyle w:val="Compact"/>
+              <w:jc w:val="left"/>
+            </w:pPr>
+            <w:r>
+              <w:t xml:space="preserve">Miễn phí</w:t>
+            </w:r>
+          </w:p>
+        </w:tc>
+      </w:tr>
+      <w:tr>
+        <w:tc>
+          <w:tcPr/>
+          <w:p>
+            <w:pPr>
+              <w:pStyle w:val="Compact"/>
+              <w:jc w:val="left"/>
+            </w:pPr>
+            <w:r>
+              <w:rPr>
+                <w:bCs/>
+                <w:b/>
+              </w:rPr>
+              <w:t xml:space="preserve">Elicit · Consensus</w:t>
+            </w:r>
+          </w:p>
+        </w:tc>
+        <w:tc>
+          <w:tcPr/>
+          <w:p>
+            <w:pPr>
+              <w:pStyle w:val="Compact"/>
+              <w:jc w:val="left"/>
+            </w:pPr>
+            <w:r>
+              <w:t xml:space="preserve">Tìm và trích xuất bảng từ bài báo; trả lời có dẫn chứng</w:t>
+            </w:r>
+          </w:p>
+        </w:tc>
+        <w:tc>
+          <w:tcPr/>
+          <w:p>
+            <w:pPr>
+              <w:pStyle w:val="Compact"/>
+              <w:jc w:val="left"/>
+            </w:pPr>
+            <w:r>
+              <w:t xml:space="preserve">Đặt câu hỏi nghiên cứu → bảng bài báo, trích dẫn</w:t>
+            </w:r>
+          </w:p>
+        </w:tc>
+        <w:tc>
+          <w:tcPr/>
+          <w:p>
+            <w:pPr>
+              <w:pStyle w:val="Compact"/>
+              <w:jc w:val="left"/>
+            </w:pPr>
+            <w:r>
+              <w:t xml:space="preserve">Bản miễn phí có giới hạn</w:t>
+            </w:r>
+          </w:p>
+        </w:tc>
+      </w:tr>
+      <w:tr>
+        <w:tc>
+          <w:tcPr/>
+          <w:p>
+            <w:pPr>
+              <w:pStyle w:val="Compact"/>
+              <w:jc w:val="left"/>
+            </w:pPr>
+            <w:r>
+              <w:rPr>
+                <w:bCs/>
+                <w:b/>
+              </w:rPr>
+              <w:t xml:space="preserve">SciSpace</w:t>
+            </w:r>
+          </w:p>
+        </w:tc>
+        <w:tc>
+          <w:tcPr/>
+          <w:p>
+            <w:pPr>
+              <w:pStyle w:val="Compact"/>
+              <w:jc w:val="left"/>
+            </w:pPr>
+            <w:r>
+              <w:t xml:space="preserve">Tìm bài, đọc và giải thích bài báo bằng AI</w:t>
+            </w:r>
+          </w:p>
+        </w:tc>
+        <w:tc>
+          <w:tcPr/>
+          <w:p>
+            <w:pPr>
+              <w:pStyle w:val="Compact"/>
+              <w:jc w:val="left"/>
+            </w:pPr>
+            <w:r>
+              <w:t xml:space="preserve">Tải PDF hoặc tìm theo câu hỏi</w:t>
+            </w:r>
+          </w:p>
+        </w:tc>
+        <w:tc>
+          <w:tcPr/>
+          <w:p>
+            <w:pPr>
+              <w:pStyle w:val="Compact"/>
+              <w:jc w:val="left"/>
+            </w:pPr>
+            <w:r>
+              <w:t xml:space="preserve">Kiểm tra giải thích với bản gốc</w:t>
+            </w:r>
+          </w:p>
+        </w:tc>
+      </w:tr>
+      <w:tr>
+        <w:tc>
+          <w:tcPr/>
+          <w:p>
+            <w:pPr>
+              <w:pStyle w:val="Compact"/>
+              <w:jc w:val="left"/>
+            </w:pPr>
+            <w:r>
+              <w:rPr>
+                <w:bCs/>
+                <w:b/>
+              </w:rPr>
+              <w:t xml:space="preserve">Undermind</w:t>
+            </w:r>
+          </w:p>
+        </w:tc>
+        <w:tc>
+          <w:tcPr/>
+          <w:p>
+            <w:pPr>
+              <w:pStyle w:val="Compact"/>
+              <w:jc w:val="left"/>
+            </w:pPr>
+            <w:r>
+              <w:t xml:space="preserve">Tác tử tìm kiếm chuyên sâu: tìm tuần tự, tổng hợp kỹ</w:t>
+            </w:r>
+          </w:p>
+        </w:tc>
+        <w:tc>
+          <w:tcPr/>
+          <w:p>
+            <w:pPr>
+              <w:pStyle w:val="Compact"/>
+              <w:jc w:val="left"/>
+            </w:pPr>
+            <w:r>
+              <w:t xml:space="preserve">Mô tả nhu cầu chi tiết → chờ vài phút</w:t>
+            </w:r>
+          </w:p>
+        </w:tc>
+        <w:tc>
+          <w:tcPr/>
+          <w:p>
+            <w:pPr>
+              <w:pStyle w:val="Compact"/>
+              <w:jc w:val="left"/>
+            </w:pPr>
+            <w:r>
+              <w:t xml:space="preserve">Chậm hơn nhưng đầy đủ hơn</w:t>
+            </w:r>
+          </w:p>
+        </w:tc>
+      </w:tr>
+      <w:tr>
+        <w:tc>
+          <w:tcPr/>
+          <w:p>
+            <w:pPr>
+              <w:pStyle w:val="Compact"/>
+              <w:jc w:val="left"/>
+            </w:pPr>
+            <w:r>
+              <w:rPr>
+                <w:bCs/>
+                <w:b/>
+              </w:rPr>
+              <w:t xml:space="preserve">Scopus AI · Web of Science Research Assistant</w:t>
+            </w:r>
+          </w:p>
+        </w:tc>
+        <w:tc>
+          <w:tcPr/>
+          <w:p>
+            <w:pPr>
+              <w:pStyle w:val="Compact"/>
+              <w:jc w:val="left"/>
+            </w:pPr>
+            <w:r>
+              <w:t xml:space="preserve">AI trên cơ sở dữ liệu Scopus, Web of Science</w:t>
+            </w:r>
+          </w:p>
+        </w:tc>
+        <w:tc>
+          <w:tcPr/>
+          <w:p>
+            <w:pPr>
+              <w:pStyle w:val="Compact"/>
+              <w:jc w:val="left"/>
+            </w:pPr>
+            <w:r>
+              <w:t xml:space="preserve">Qua tài khoản thư viện, tổ chức</w:t>
+            </w:r>
+          </w:p>
+        </w:tc>
+        <w:tc>
+          <w:tcPr/>
+          <w:p>
+            <w:pPr>
+              <w:pStyle w:val="Compact"/>
+              <w:jc w:val="left"/>
+            </w:pPr>
+            <w:r>
+              <w:t xml:space="preserve">Chỉ tìm trong tạp chí được hai cơ sở dữ liệu này chỉ mục</w:t>
+            </w:r>
+          </w:p>
+        </w:tc>
+      </w:tr>
+      <w:tr>
+        <w:tc>
+          <w:tcPr/>
+          <w:p>
+            <w:pPr>
+              <w:pStyle w:val="Compact"/>
+              <w:jc w:val="left"/>
+            </w:pPr>
+            <w:r>
+              <w:rPr>
+                <w:bCs/>
+                <w:b/>
+              </w:rPr>
+              <w:t xml:space="preserve">VJOL</w:t>
+            </w:r>
+          </w:p>
+        </w:tc>
+        <w:tc>
+          <w:tcPr/>
+          <w:p>
+            <w:pPr>
+              <w:pStyle w:val="Compact"/>
+              <w:jc w:val="left"/>
+            </w:pPr>
+            <w:r>
+              <w:t xml:space="preserve">Cơ sở dữ liệu tạp chí khoa học Việt Nam, do Cục Thông tin, Thống kê KH&amp;CN quốc gia quản lý</w:t>
+            </w:r>
+          </w:p>
+        </w:tc>
+        <w:tc>
+          <w:tcPr/>
+          <w:p>
+            <w:pPr>
+              <w:pStyle w:val="Compact"/>
+              <w:jc w:val="left"/>
+            </w:pPr>
+            <w:r>
+              <w:t xml:space="preserve">Tìm bài tiếng Việt, xem miễn phí</w:t>
+            </w:r>
+          </w:p>
+        </w:tc>
+        <w:tc>
+          <w:tcPr/>
+          <w:p>
+            <w:pPr>
+              <w:pStyle w:val="Compact"/>
+              <w:jc w:val="left"/>
+            </w:pPr>
+            <w:r>
+              <w:t xml:space="preserve">Kiểm tra tên miền hiện hành</w:t>
+            </w:r>
+          </w:p>
+        </w:tc>
+      </w:tr>
+      <w:tr>
+        <w:tc>
+          <w:tcPr/>
+          <w:p>
+            <w:pPr>
+              <w:pStyle w:val="Compact"/>
+              <w:jc w:val="left"/>
+            </w:pPr>
+            <w:r>
+              <w:rPr>
+                <w:bCs/>
+                <w:b/>
+              </w:rPr>
+              <w:t xml:space="preserve">CyberLeninka</w:t>
+            </w:r>
+          </w:p>
+        </w:tc>
+        <w:tc>
+          <w:tcPr/>
+          <w:p>
+            <w:pPr>
+              <w:pStyle w:val="Compact"/>
+              <w:jc w:val="left"/>
+            </w:pPr>
+            <w:r>
+              <w:t xml:space="preserve">Thư viện khoa học truy cập mở của Nga</w:t>
+            </w:r>
+          </w:p>
+        </w:tc>
+        <w:tc>
+          <w:tcPr/>
+          <w:p>
+            <w:pPr>
+              <w:pStyle w:val="Compact"/>
+              <w:jc w:val="left"/>
+            </w:pPr>
+            <w:r>
+              <w:t xml:space="preserve">Tìm bài tiếng Nga, đọc toàn văn</w:t>
+            </w:r>
+          </w:p>
+        </w:tc>
+        <w:tc>
+          <w:tcPr/>
+          <w:p>
+            <w:pPr>
+              <w:pStyle w:val="Compact"/>
+              <w:jc w:val="left"/>
+            </w:pPr>
+            <w:r>
+              <w:t xml:space="preserve">Phù hợp tài liệu Nga về ăn mòn, nhiệt đới hóa</w:t>
+            </w:r>
+          </w:p>
+        </w:tc>
+      </w:tr>
+      <w:tr>
+        <w:tc>
+          <w:tcPr/>
+          <w:p>
+            <w:pPr>
+              <w:pStyle w:val="Compact"/>
+              <w:jc w:val="left"/>
+            </w:pPr>
+            <w:r>
+              <w:rPr>
+                <w:bCs/>
+                <w:b/>
+              </w:rPr>
+              <w:t xml:space="preserve">eLIBRARY.ru</w:t>
+            </w:r>
+          </w:p>
+        </w:tc>
+        <w:tc>
+          <w:tcPr/>
+          <w:p>
+            <w:pPr>
+              <w:pStyle w:val="Compact"/>
+              <w:jc w:val="left"/>
+            </w:pPr>
+            <w:r>
+              <w:t xml:space="preserve">Thư viện điện tử khoa học Nga, nền của chỉ số trích dẫn РИНЦ</w:t>
+            </w:r>
+          </w:p>
+        </w:tc>
+        <w:tc>
+          <w:tcPr/>
+          <w:p>
+            <w:pPr>
+              <w:pStyle w:val="Compact"/>
+              <w:jc w:val="left"/>
+            </w:pPr>
+            <w:r>
+              <w:t xml:space="preserve">Đăng ký miễn phí; một phần toàn văn mở</w:t>
+            </w:r>
+          </w:p>
+        </w:tc>
+        <w:tc>
+          <w:tcPr/>
+          <w:p>
+            <w:pPr>
+              <w:pStyle w:val="Compact"/>
+              <w:jc w:val="left"/>
+            </w:pPr>
+            <w:r>
+              <w:t xml:space="preserve">Kiểm tra tạp chí trong danh mục ВАК</w:t>
+            </w:r>
+          </w:p>
+        </w:tc>
+      </w:tr>
+    </w:tbl>
+    <w:p>
+      <w:pPr>
+        <w:pStyle w:val="BodyText"/>
+      </w:pPr>
+      <w:r>
+        <w:rPr>
+          <w:bCs/>
+          <w:b/>
+        </w:rPr>
+        <w:t xml:space="preserve">Khi không có bản mở:</w:t>
+      </w:r>
+      <w:r>
+        <w:t xml:space="preserve"> </w:t>
+      </w:r>
+      <w:r>
+        <w:t xml:space="preserve">gửi thư cho tác giả liên hệ (đa số tác giả sẵn lòng gửi PDF) · nhờ thư viện của đơn vị · tìm bản tác giả trên trang cá nhân, kho của trường.</w:t>
+      </w:r>
+    </w:p>
+    <w:bookmarkEnd w:id="29"/>
+    <w:bookmarkStart w:id="30" w:name="giải-nghĩa-thuật-ngữ"/>
     <w:p>
       <w:pPr>
         <w:pStyle w:val="Heading2"/>
@@ -3538,8 +4414,8 @@
         <w:t xml:space="preserve">.</w:t>
       </w:r>
     </w:p>
-    <w:bookmarkEnd w:id="29"/>
     <w:bookmarkEnd w:id="30"/>
+    <w:bookmarkEnd w:id="31"/>
     <w:sectPr/>
   </w:body>
 </w:document>

--- a/thuyet-trinh/TAI-LIEU-PHAT-TAY.docx
+++ b/thuyet-trinh/TAI-LIEU-PHAT-TAY.docx
@@ -2504,13 +2504,13 @@
       </w:r>
     </w:p>
     <w:bookmarkEnd w:id="26"/>
-    <w:bookmarkStart w:id="27" w:name="X7354cbc1ff06c078c71c2b1083bfc3b4f94ff60"/>
+    <w:bookmarkStart w:id="27" w:name="X3868393159d2c117002f4d22865219c43a3fd13"/>
     <w:p>
       <w:pPr>
         <w:pStyle w:val="Heading2"/>
       </w:pPr>
       <w:r>
-        <w:t xml:space="preserve">8. Thí nghiệm: không dùng và có dùng Skill (Slide 21)</w:t>
+        <w:t xml:space="preserve">8. Thí nghiệm: không dùng và có dùng Skill (Slide 24)</w:t>
       </w:r>
     </w:p>
     <w:tbl>
@@ -2798,119 +2798,491 @@
       </w:tr>
     </w:tbl>
     <w:bookmarkEnd w:id="27"/>
-    <w:bookmarkStart w:id="28" w:name="X532014495456e8ebf3382fb926d0f8fe154cd9d"/>
+    <w:bookmarkStart w:id="28" w:name="Xe9ac0320273fd36aa3351e519e95b9abe3d7898"/>
     <w:p>
       <w:pPr>
         <w:pStyle w:val="Heading2"/>
       </w:pPr>
       <w:r>
-        <w:t xml:space="preserve">9. Dữ liệu mật: AI viết công cụ, máy không kết nối Internet xử lý (Slide 20)</w:t>
+        <w:t xml:space="preserve">9. Dữ liệu mật: AI viết công cụ, máy không kết nối Internet xử lý (Slide 20–23)</w:t>
       </w:r>
     </w:p>
     <w:p>
       <w:pPr>
-        <w:numPr>
-          <w:ilvl w:val="0"/>
-          <w:numId w:val="1002"/>
-        </w:numPr>
-        <w:pStyle w:val="Compact"/>
+        <w:pStyle w:val="FirstParagraph"/>
       </w:pPr>
-      <w:r>
-        <w:t xml:space="preserve">Chỉ mô tả</w:t>
-      </w:r>
-      <w:r>
-        <w:t xml:space="preserve"> </w:t>
-      </w:r>
       <w:r>
         <w:rPr>
           <w:bCs/>
           <w:b/>
         </w:rPr>
-        <w:t xml:space="preserve">cấu trúc</w:t>
+        <w:t xml:space="preserve">Căn cứ:</w:t>
       </w:r>
       <w:r>
         <w:t xml:space="preserve"> </w:t>
       </w:r>
       <w:r>
-        <w:t xml:space="preserve">dữ liệu cho AI (tên cột, đơn vị) – không đưa giá trị, tọa độ, tên khu vực, thông số thiết bị thật.</w:t>
+        <w:t xml:space="preserve">Luật Bảo vệ bí mật nhà nước số 117/2025/QH15 (hiệu lực 01/3/2026), Điều 5 nghiêm cấm: soạn thảo, lưu giữ tài liệu có nội dung bí mật nhà nước trên thiết bị đang kết nối Internet, mạng máy tính, mạng viễn thông (trừ mạng LAN độc lập theo quy định); sử dụng hệ thống trí tuệ nhân tạo, công nghệ mới để xâm phạm bí mật nhà nước.</w:t>
+      </w:r>
+      <w:r>
+        <w:t xml:space="preserve"> </w:t>
+      </w:r>
+      <w:r>
+        <w:rPr>
+          <w:iCs/>
+          <w:i/>
+        </w:rPr>
+        <w:t xml:space="preserve">Đối chiếu khoản cụ thể trong văn bản chính thức.</w:t>
       </w:r>
     </w:p>
+    <w:tbl>
+      <w:tblPr>
+        <w:tblStyle w:val="Table"/>
+        <w:tblW w:type="pct" w:w="5000"/>
+        <w:tblLook w:firstRow="1" w:lastRow="0" w:firstColumn="0" w:lastColumn="0" w:noHBand="0" w:noVBand="0" w:val="0020"/>
+        <w:jc w:val="start"/>
+      </w:tblPr>
+      <w:tblGrid>
+        <w:gridCol w:w="3960"/>
+        <w:gridCol w:w="3960"/>
+      </w:tblGrid>
+      <w:tr>
+        <w:trPr>
+          <w:tblHeader w:val="true"/>
+        </w:trPr>
+        <w:tc>
+          <w:tcPr/>
+          <w:p>
+            <w:pPr>
+              <w:pStyle w:val="Compact"/>
+              <w:jc w:val="left"/>
+            </w:pPr>
+            <w:r>
+              <w:t xml:space="preserve">Được đưa cho AI trực tuyến</w:t>
+            </w:r>
+          </w:p>
+        </w:tc>
+        <w:tc>
+          <w:tcPr/>
+          <w:p>
+            <w:pPr>
+              <w:pStyle w:val="Compact"/>
+              <w:jc w:val="left"/>
+            </w:pPr>
+            <w:r>
+              <w:t xml:space="preserve">Không bao giờ đưa</w:t>
+            </w:r>
+          </w:p>
+        </w:tc>
+      </w:tr>
+      <w:tr>
+        <w:tc>
+          <w:tcPr/>
+          <w:p>
+            <w:pPr>
+              <w:pStyle w:val="Compact"/>
+              <w:jc w:val="left"/>
+            </w:pPr>
+            <w:r>
+              <w:t xml:space="preserve">Cấu trúc dữ liệu với tên cột trung tính</w:t>
+            </w:r>
+          </w:p>
+        </w:tc>
+        <w:tc>
+          <w:tcPr/>
+          <w:p>
+            <w:pPr>
+              <w:pStyle w:val="Compact"/>
+              <w:jc w:val="left"/>
+            </w:pPr>
+            <w:r>
+              <w:t xml:space="preserve">Giá trị số liệu thật, tọa độ, bản đồ, ảnh</w:t>
+            </w:r>
+          </w:p>
+        </w:tc>
+      </w:tr>
+      <w:tr>
+        <w:tc>
+          <w:tcPr/>
+          <w:p>
+            <w:pPr>
+              <w:pStyle w:val="Compact"/>
+              <w:jc w:val="left"/>
+            </w:pPr>
+            <w:r>
+              <w:t xml:space="preserve">Bài toán mô tả ở dạng tổng quát</w:t>
+            </w:r>
+          </w:p>
+        </w:tc>
+        <w:tc>
+          <w:tcPr/>
+          <w:p>
+            <w:pPr>
+              <w:pStyle w:val="Compact"/>
+              <w:jc w:val="left"/>
+            </w:pPr>
+            <w:r>
+              <w:t xml:space="preserve">Tên đơn vị, phiên hiệu, khu vực, mục đích nhiệm vụ</w:t>
+            </w:r>
+          </w:p>
+        </w:tc>
+      </w:tr>
+      <w:tr>
+        <w:tc>
+          <w:tcPr/>
+          <w:p>
+            <w:pPr>
+              <w:pStyle w:val="Compact"/>
+              <w:jc w:val="left"/>
+            </w:pPr>
+            <w:r>
+              <w:t xml:space="preserve">Dữ liệu giả do AI sinh ra</w:t>
+            </w:r>
+          </w:p>
+        </w:tc>
+        <w:tc>
+          <w:tcPr/>
+          <w:p>
+            <w:pPr>
+              <w:pStyle w:val="Compact"/>
+              <w:jc w:val="left"/>
+            </w:pPr>
+            <w:r>
+              <w:t xml:space="preserve">Thông số kỹ thuật thật của vũ khí, trang bị</w:t>
+            </w:r>
+          </w:p>
+        </w:tc>
+      </w:tr>
+      <w:tr>
+        <w:tc>
+          <w:tcPr/>
+          <w:p>
+            <w:pPr>
+              <w:pStyle w:val="Compact"/>
+              <w:jc w:val="left"/>
+            </w:pPr>
+            <w:r>
+              <w:t xml:space="preserve">Thông báo lỗi đã tái tạo trên dữ liệu giả</w:t>
+            </w:r>
+          </w:p>
+        </w:tc>
+        <w:tc>
+          <w:tcPr/>
+          <w:p>
+            <w:pPr>
+              <w:pStyle w:val="Compact"/>
+              <w:jc w:val="left"/>
+            </w:pPr>
+            <w:r>
+              <w:t xml:space="preserve">Ảnh chụp màn hình, nhật ký lỗi, tệp kết quả từ máy mật</w:t>
+            </w:r>
+          </w:p>
+        </w:tc>
+      </w:tr>
+    </w:tbl>
     <w:p>
       <w:pPr>
-        <w:numPr>
-          <w:ilvl w:val="0"/>
-          <w:numId w:val="1002"/>
-        </w:numPr>
-        <w:pStyle w:val="Compact"/>
+        <w:pStyle w:val="BodyText"/>
       </w:pPr>
-      <w:r>
-        <w:t xml:space="preserve">AI viết công cụ, tự sinh dữ liệu giả, chạy thử.</w:t>
-      </w:r>
-    </w:p>
-    <w:p>
-      <w:pPr>
-        <w:numPr>
-          <w:ilvl w:val="0"/>
-          <w:numId w:val="1002"/>
-        </w:numPr>
-        <w:pStyle w:val="Compact"/>
-      </w:pPr>
-      <w:r>
-        <w:t xml:space="preserve">Nhà khoa học đọc mã; chạy chương trình quét mã (không có kết nối mạng, lệnh hệ thống).</w:t>
-      </w:r>
-    </w:p>
-    <w:p>
-      <w:pPr>
-        <w:numPr>
-          <w:ilvl w:val="0"/>
-          <w:numId w:val="1002"/>
-        </w:numPr>
-        <w:pStyle w:val="Compact"/>
-      </w:pPr>
-      <w:r>
-        <w:t xml:space="preserve">Đóng gói kèm mã băm SHA-256.</w:t>
-      </w:r>
-    </w:p>
-    <w:p>
-      <w:pPr>
-        <w:numPr>
-          <w:ilvl w:val="0"/>
-          <w:numId w:val="1002"/>
-        </w:numPr>
-        <w:pStyle w:val="Compact"/>
-      </w:pPr>
-      <w:r>
-        <w:t xml:space="preserve">Chuyển sang máy không kết nối Internet</w:t>
-      </w:r>
-      <w:r>
-        <w:t xml:space="preserve"> </w:t>
-      </w:r>
       <w:r>
         <w:rPr>
           <w:bCs/>
           <w:b/>
         </w:rPr>
-        <w:t xml:space="preserve">theo quy định của đơn vị</w:t>
-      </w:r>
-      <w:r>
-        <w:t xml:space="preserve">; đối chiếu mã băm; chạy với dữ liệu thật.</w:t>
+        <w:t xml:space="preserve">Quy trình 6 bước – ba vùng (luồng một chiều: chỉ mã đi vào, không gì đi ra):</w:t>
+      </w:r>
+    </w:p>
+    <w:tbl>
+      <w:tblPr>
+        <w:tblStyle w:val="Table"/>
+        <w:tblW w:type="pct" w:w="5000"/>
+        <w:tblLook w:firstRow="1" w:lastRow="0" w:firstColumn="0" w:lastColumn="0" w:noHBand="0" w:noVBand="0" w:val="0020"/>
+        <w:jc w:val="start"/>
+      </w:tblPr>
+      <w:tblGrid>
+        <w:gridCol w:w="2640"/>
+        <w:gridCol w:w="2640"/>
+        <w:gridCol w:w="2640"/>
+      </w:tblGrid>
+      <w:tr>
+        <w:trPr>
+          <w:tblHeader w:val="true"/>
+        </w:trPr>
+        <w:tc>
+          <w:tcPr/>
+          <w:p>
+            <w:pPr>
+              <w:pStyle w:val="Compact"/>
+              <w:jc w:val="left"/>
+            </w:pPr>
+            <w:r>
+              <w:t xml:space="preserve">Vùng</w:t>
+            </w:r>
+          </w:p>
+        </w:tc>
+        <w:tc>
+          <w:tcPr/>
+          <w:p>
+            <w:pPr>
+              <w:pStyle w:val="Compact"/>
+              <w:jc w:val="left"/>
+            </w:pPr>
+            <w:r>
+              <w:t xml:space="preserve">Bước</w:t>
+            </w:r>
+          </w:p>
+        </w:tc>
+        <w:tc>
+          <w:tcPr/>
+          <w:p>
+            <w:pPr>
+              <w:pStyle w:val="Compact"/>
+              <w:jc w:val="left"/>
+            </w:pPr>
+            <w:r>
+              <w:t xml:space="preserve">Điểm kiểm soát</w:t>
+            </w:r>
+          </w:p>
+        </w:tc>
+      </w:tr>
+      <w:tr>
+        <w:tc>
+          <w:tcPr/>
+          <w:p>
+            <w:pPr>
+              <w:pStyle w:val="Compact"/>
+              <w:jc w:val="left"/>
+            </w:pPr>
+            <w:r>
+              <w:t xml:space="preserve">A. Máy có Internet</w:t>
+            </w:r>
+          </w:p>
+        </w:tc>
+        <w:tc>
+          <w:tcPr/>
+          <w:p>
+            <w:pPr>
+              <w:pStyle w:val="Compact"/>
+              <w:jc w:val="left"/>
+            </w:pPr>
+            <w:r>
+              <w:t xml:space="preserve">1. Mô tả cấu trúc dữ liệu, bài toán tổng quát</w:t>
+            </w:r>
+          </w:p>
+        </w:tc>
+        <w:tc>
+          <w:tcPr/>
+          <w:p>
+            <w:pPr>
+              <w:pStyle w:val="Compact"/>
+              <w:jc w:val="left"/>
+            </w:pPr>
+            <w:r>
+              <w:t xml:space="preserve">Rà soát mô tả theo bảng trên</w:t>
+            </w:r>
+          </w:p>
+        </w:tc>
+      </w:tr>
+      <w:tr>
+        <w:tc>
+          <w:tcPr/>
+          <w:p>
+            <w:pPr>
+              <w:pStyle w:val="Compact"/>
+            </w:pPr>
+          </w:p>
+        </w:tc>
+        <w:tc>
+          <w:tcPr/>
+          <w:p>
+            <w:pPr>
+              <w:pStyle w:val="Compact"/>
+              <w:jc w:val="left"/>
+            </w:pPr>
+            <w:r>
+              <w:t xml:space="preserve">2. AI viết công cụ, sinh dữ liệu giả, chạy thử</w:t>
+            </w:r>
+          </w:p>
+        </w:tc>
+        <w:tc>
+          <w:tcPr/>
+          <w:p>
+            <w:pPr>
+              <w:pStyle w:val="Compact"/>
+              <w:jc w:val="left"/>
+            </w:pPr>
+            <w:r>
+              <w:t xml:space="preserve">Chỉ thư viện được phép</w:t>
+            </w:r>
+          </w:p>
+        </w:tc>
+      </w:tr>
+      <w:tr>
+        <w:tc>
+          <w:tcPr/>
+          <w:p>
+            <w:pPr>
+              <w:pStyle w:val="Compact"/>
+            </w:pPr>
+          </w:p>
+        </w:tc>
+        <w:tc>
+          <w:tcPr/>
+          <w:p>
+            <w:pPr>
+              <w:pStyle w:val="Compact"/>
+              <w:jc w:val="left"/>
+            </w:pPr>
+            <w:r>
+              <w:t xml:space="preserve">3. Đọc mã; quét mã</w:t>
+            </w:r>
+          </w:p>
+        </w:tc>
+        <w:tc>
+          <w:tcPr/>
+          <w:p>
+            <w:pPr>
+              <w:pStyle w:val="Compact"/>
+              <w:jc w:val="left"/>
+            </w:pPr>
+            <w:r>
+              <w:t xml:space="preserve">Không thư viện mạng, lệnh hệ thống, địa chỉ web</w:t>
+            </w:r>
+          </w:p>
+        </w:tc>
+      </w:tr>
+      <w:tr>
+        <w:tc>
+          <w:tcPr/>
+          <w:p>
+            <w:pPr>
+              <w:pStyle w:val="Compact"/>
+            </w:pPr>
+          </w:p>
+        </w:tc>
+        <w:tc>
+          <w:tcPr/>
+          <w:p>
+            <w:pPr>
+              <w:pStyle w:val="Compact"/>
+              <w:jc w:val="left"/>
+            </w:pPr>
+            <w:r>
+              <w:t xml:space="preserve">4. Đóng gói + mã băm SHA-256</w:t>
+            </w:r>
+          </w:p>
+        </w:tc>
+        <w:tc>
+          <w:tcPr/>
+          <w:p>
+            <w:pPr>
+              <w:pStyle w:val="Compact"/>
+              <w:jc w:val="left"/>
+            </w:pPr>
+            <w:r>
+              <w:t xml:space="preserve">Ghi sổ danh sách tệp, mã băm</w:t>
+            </w:r>
+          </w:p>
+        </w:tc>
+      </w:tr>
+      <w:tr>
+        <w:tc>
+          <w:tcPr/>
+          <w:p>
+            <w:pPr>
+              <w:pStyle w:val="Compact"/>
+              <w:jc w:val="left"/>
+            </w:pPr>
+            <w:r>
+              <w:t xml:space="preserve">B. Chuyển giao</w:t>
+            </w:r>
+          </w:p>
+        </w:tc>
+        <w:tc>
+          <w:tcPr/>
+          <w:p>
+            <w:pPr>
+              <w:pStyle w:val="Compact"/>
+              <w:jc w:val="left"/>
+            </w:pPr>
+            <w:r>
+              <w:t xml:space="preserve">5. Chép sang máy mật</w:t>
+            </w:r>
+          </w:p>
+        </w:tc>
+        <w:tc>
+          <w:tcPr/>
+          <w:p>
+            <w:pPr>
+              <w:pStyle w:val="Compact"/>
+              <w:jc w:val="left"/>
+            </w:pPr>
+            <w:r>
+              <w:t xml:space="preserve">Thiết bị được cấp phép, quét mã độc, đối chiếu mã băm</w:t>
+            </w:r>
+          </w:p>
+        </w:tc>
+      </w:tr>
+      <w:tr>
+        <w:tc>
+          <w:tcPr/>
+          <w:p>
+            <w:pPr>
+              <w:pStyle w:val="Compact"/>
+              <w:jc w:val="left"/>
+            </w:pPr>
+            <w:r>
+              <w:t xml:space="preserve">C. Máy không kết nối Internet / LAN độc lập</w:t>
+            </w:r>
+          </w:p>
+        </w:tc>
+        <w:tc>
+          <w:tcPr/>
+          <w:p>
+            <w:pPr>
+              <w:pStyle w:val="Compact"/>
+              <w:jc w:val="left"/>
+            </w:pPr>
+            <w:r>
+              <w:t xml:space="preserve">6. Chạy với dữ liệu thật</w:t>
+            </w:r>
+          </w:p>
+        </w:tc>
+        <w:tc>
+          <w:tcPr/>
+          <w:p>
+            <w:pPr>
+              <w:pStyle w:val="Compact"/>
+              <w:jc w:val="left"/>
+            </w:pPr>
+            <w:r>
+              <w:t xml:space="preserve">Báo cáo ghi mã băm dữ liệu; kết quả lưu tại chỗ</w:t>
+            </w:r>
+          </w:p>
+        </w:tc>
+      </w:tr>
+    </w:tbl>
+    <w:p>
+      <w:pPr>
+        <w:pStyle w:val="BodyText"/>
+      </w:pPr>
+      <w:r>
+        <w:rPr>
+          <w:bCs/>
+          <w:b/>
+        </w:rPr>
+        <w:t xml:space="preserve">Năm sai lầm dễ làm lộ dữ liệu:</w:t>
+      </w:r>
+      <w:r>
+        <w:t xml:space="preserve"> </w:t>
+      </w:r>
+      <w:r>
+        <w:t xml:space="preserve">(1) chụp màn hình, dán trích đoạn tài liệu mật để hỏi AI; (2) dùng Cowork, tiện ích AI trên trình duyệt, tính năng sử dụng máy tính trên máy có tài liệu mật; (3) bật đồng bộ đám mây hoặc Kết nối (Connectors) trên máy đó; (4) mang nhật ký lỗi, kết quả từ máy mật ra máy có Internet; (5) dùng tài khoản AI cá nhân cho công việc nội bộ.</w:t>
       </w:r>
     </w:p>
     <w:p>
       <w:pPr>
-        <w:numPr>
-          <w:ilvl w:val="0"/>
-          <w:numId w:val="1002"/>
-        </w:numPr>
-        <w:pStyle w:val="Compact"/>
-      </w:pPr>
-      <w:r>
-        <w:t xml:space="preserve">Kết quả ở lại máy đó. Khi công cụ lỗi: tái tạo lỗi bằng dữ liệu giả để hỏi AI.</w:t>
-      </w:r>
-    </w:p>
-    <w:p>
-      <w:pPr>
-        <w:pStyle w:val="FirstParagraph"/>
+        <w:pStyle w:val="BodyText"/>
       </w:pPr>
       <w:r>
         <w:t xml:space="preserve">Mã mẫu:</w:t>
@@ -4611,36 +4983,6 @@
     <w:abstractNumId w:val="990"/>
   </w:num>
   <w:num w:numId="1001">
-    <w:abstractNumId w:val="99411"/>
-    <w:lvlOverride w:ilvl="0">
-      <w:startOverride w:val="1"/>
-    </w:lvlOverride>
-    <w:lvlOverride w:ilvl="1">
-      <w:startOverride w:val="1"/>
-    </w:lvlOverride>
-    <w:lvlOverride w:ilvl="2">
-      <w:startOverride w:val="1"/>
-    </w:lvlOverride>
-    <w:lvlOverride w:ilvl="3">
-      <w:startOverride w:val="1"/>
-    </w:lvlOverride>
-    <w:lvlOverride w:ilvl="4">
-      <w:startOverride w:val="1"/>
-    </w:lvlOverride>
-    <w:lvlOverride w:ilvl="5">
-      <w:startOverride w:val="1"/>
-    </w:lvlOverride>
-    <w:lvlOverride w:ilvl="6">
-      <w:startOverride w:val="1"/>
-    </w:lvlOverride>
-    <w:lvlOverride w:ilvl="7">
-      <w:startOverride w:val="1"/>
-    </w:lvlOverride>
-    <w:lvlOverride w:ilvl="8">
-      <w:startOverride w:val="1"/>
-    </w:lvlOverride>
-  </w:num>
-  <w:num w:numId="1002">
     <w:abstractNumId w:val="99411"/>
     <w:lvlOverride w:ilvl="0">
       <w:startOverride w:val="1"/>

--- a/thuyet-trinh/TAI-LIEU-PHAT-TAY.docx
+++ b/thuyet-trinh/TAI-LIEU-PHAT-TAY.docx
@@ -967,13 +967,13 @@
       </w:tr>
     </w:tbl>
     <w:bookmarkEnd w:id="22"/>
-    <w:bookmarkStart w:id="23" w:name="Xff1f5b795dccad618eaf52dd2bbd13a395fcb2e"/>
+    <w:bookmarkStart w:id="23" w:name="Xea9fb2486e1dcdff662590e35cfa5a69fae8109"/>
     <w:p>
       <w:pPr>
         <w:pStyle w:val="Heading2"/>
       </w:pPr>
       <w:r>
-        <w:t xml:space="preserve">4. Claude trên Windows – đầy đủ tính năng (Slide 8)</w:t>
+        <w:t xml:space="preserve">4. Claude trên Windows – đầy đủ tính năng (Slide 7)</w:t>
       </w:r>
     </w:p>
     <w:tbl>
@@ -1476,13 +1476,13 @@
       </w:tr>
     </w:tbl>
     <w:bookmarkEnd w:id="23"/>
-    <w:bookmarkStart w:id="24" w:name="bắt-đầu-với-claude-6-bước-slide-9"/>
+    <w:bookmarkStart w:id="24" w:name="bắt-đầu-với-claude-6-bước-slide-8"/>
     <w:p>
       <w:pPr>
         <w:pStyle w:val="Heading2"/>
       </w:pPr>
       <w:r>
-        <w:t xml:space="preserve">5. Bắt đầu với Claude – 6 bước (Slide 9)</w:t>
+        <w:t xml:space="preserve">5. Bắt đầu với Claude – 6 bước (Slide 8)</w:t>
       </w:r>
     </w:p>
     <w:tbl>
@@ -1814,13 +1814,13 @@
       </w:r>
     </w:p>
     <w:bookmarkEnd w:id="24"/>
-    <w:bookmarkStart w:id="25" w:name="Xb6fa7927088990364f4b42231dd36682f2885d7"/>
+    <w:bookmarkStart w:id="25" w:name="X038b196b885b3f04a23e438fd411c913ae171b9"/>
     <w:p>
       <w:pPr>
         <w:pStyle w:val="Heading2"/>
       </w:pPr>
       <w:r>
-        <w:t xml:space="preserve">6. Giao việc cho AI Agent – mẫu 5 bước (Slide 10)</w:t>
+        <w:t xml:space="preserve">6. Giao việc cho AI Agent – mẫu 5 bước (Slide 9)</w:t>
       </w:r>
     </w:p>
     <w:p>
@@ -3316,13 +3316,194 @@
       </w:r>
     </w:p>
     <w:bookmarkEnd w:id="28"/>
-    <w:bookmarkStart w:id="29" w:name="tìm-và-đọc-tài-liệu-khoa-học-slide-7"/>
+    <w:bookmarkStart w:id="29" w:name="tìm-và-lọc-tài-liệu-bước-đầu-slide-12"/>
     <w:p>
       <w:pPr>
         <w:pStyle w:val="Heading2"/>
       </w:pPr>
       <w:r>
-        <w:t xml:space="preserve">11. Tìm và đọc tài liệu khoa học (Slide 7)</w:t>
+        <w:t xml:space="preserve">11. Tìm và lọc tài liệu bước đầu (Slide 12)</w:t>
+      </w:r>
+    </w:p>
+    <w:p>
+      <w:pPr>
+        <w:pStyle w:val="FirstParagraph"/>
+      </w:pPr>
+      <w:r>
+        <w:rPr>
+          <w:bCs/>
+          <w:b/>
+        </w:rPr>
+        <w:t xml:space="preserve">Quy trình 4 bước:</w:t>
+      </w:r>
+      <w:r>
+        <w:t xml:space="preserve"> </w:t>
+      </w:r>
+      <w:r>
+        <w:t xml:space="preserve">(1) đặt câu hỏi, tìm bài ứng viên → (2) lọc theo tiêu đề, tóm tắt → (3) lấy toàn văn → (4) đưa vào dự án Claude, lập ma trận bằng chứng.</w:t>
+      </w:r>
+    </w:p>
+    <w:p>
+      <w:pPr>
+        <w:pStyle w:val="BodyText"/>
+      </w:pPr>
+      <w:r>
+        <w:rPr>
+          <w:bCs/>
+          <w:b/>
+        </w:rPr>
+        <w:t xml:space="preserve">Dùng Sci-Bot để tìm bài ứng viên (bước 1):</w:t>
+      </w:r>
+      <w:r>
+        <w:t xml:space="preserve"> </w:t>
+      </w:r>
+      <w:r>
+        <w:t xml:space="preserve">1. Mở Sci-Bot (địa chỉ báo chí đưa tin: sci-bot.ru – kiểm tra địa chỉ chính thức trước khi dùng).</w:t>
+      </w:r>
+      <w:r>
+        <w:t xml:space="preserve"> </w:t>
+      </w:r>
+      <w:r>
+        <w:t xml:space="preserve">2. Đặt</w:t>
+      </w:r>
+      <w:r>
+        <w:t xml:space="preserve"> </w:t>
+      </w:r>
+      <w:r>
+        <w:rPr>
+          <w:bCs/>
+          <w:b/>
+        </w:rPr>
+        <w:t xml:space="preserve">một</w:t>
+      </w:r>
+      <w:r>
+        <w:t xml:space="preserve"> </w:t>
+      </w:r>
+      <w:r>
+        <w:t xml:space="preserve">câu hỏi bằng tiếng Anh, nêu rõ đối tượng – điều kiện – yếu tố cần xét. Ví dụ:</w:t>
+      </w:r>
+      <w:r>
+        <w:t xml:space="preserve"> </w:t>
+      </w:r>
+      <w:r>
+        <w:rPr>
+          <w:iCs/>
+          <w:i/>
+        </w:rPr>
+        <w:t xml:space="preserve">“</w:t>
+      </w:r>
+      <w:r>
+        <w:rPr>
+          <w:iCs/>
+          <w:i/>
+        </w:rPr>
+        <w:t xml:space="preserve">Which environmental factors control the first-year atmospheric corrosion rate of carbon steel in tropical climates, and how accurate is the ISO 9223 dose-response function there?</w:t>
+      </w:r>
+      <w:r>
+        <w:rPr>
+          <w:iCs/>
+          <w:i/>
+        </w:rPr>
+        <w:t xml:space="preserve">”</w:t>
+      </w:r>
+      <w:r>
+        <w:t xml:space="preserve"> </w:t>
+      </w:r>
+      <w:r>
+        <w:t xml:space="preserve">3. Đọc câu trả lời; chép danh sách bài báo được trích kèm DOI vào bảng (tác giả, năm, tên bài, DOI).</w:t>
+      </w:r>
+      <w:r>
+        <w:t xml:space="preserve"> </w:t>
+      </w:r>
+      <w:r>
+        <w:t xml:space="preserve">4. Hỏi tiếp bằng câu hỏi mới (Sci-Bot không nhớ câu trước) – mỗi khía cạnh một câu: yếu tố môi trường, mô hình dự báo, dữ liệu Việt Nam, dữ liệu Nga…</w:t>
+      </w:r>
+      <w:r>
+        <w:t xml:space="preserve"> </w:t>
+      </w:r>
+      <w:r>
+        <w:t xml:space="preserve">5. Bổ sung bài mới (sau ~2021–2022) bằng Google Scholar Labs hoặc Semantic Scholar.</w:t>
+      </w:r>
+    </w:p>
+    <w:p>
+      <w:pPr>
+        <w:pStyle w:val="BodyText"/>
+      </w:pPr>
+      <w:r>
+        <w:rPr>
+          <w:bCs/>
+          <w:b/>
+        </w:rPr>
+        <w:t xml:space="preserve">Dùng Sci-Hub để lấy toàn văn (bước 3):</w:t>
+      </w:r>
+      <w:r>
+        <w:t xml:space="preserve"> </w:t>
+      </w:r>
+      <w:r>
+        <w:t xml:space="preserve">dán DOI (hoặc tiêu đề) vào ô tìm kiếm → mở hoặc tải PDF; nếu không có, thử Unpaywall, CORE, thư viện của đơn vị hoặc gửi thư xin tác giả.</w:t>
+      </w:r>
+    </w:p>
+    <w:p>
+      <w:pPr>
+        <w:pStyle w:val="BodyText"/>
+      </w:pPr>
+      <w:r>
+        <w:rPr>
+          <w:bCs/>
+          <w:b/>
+        </w:rPr>
+        <w:t xml:space="preserve">Lọc bài bằng Claude (bước 2):</w:t>
+      </w:r>
+      <w:r>
+        <w:t xml:space="preserve"> </w:t>
+      </w:r>
+      <w:r>
+        <w:t xml:space="preserve">tải danh sách bài (tiêu đề, tóm tắt, DOI) vào dự án → dùng câu lệnh</w:t>
+      </w:r>
+      <w:r>
+        <w:t xml:space="preserve"> </w:t>
+      </w:r>
+      <w:r>
+        <w:rPr>
+          <w:rStyle w:val="VerbatimChar"/>
+        </w:rPr>
+        <w:t xml:space="preserve">cau-lenh-demo.md</w:t>
+      </w:r>
+      <w:r>
+        <w:t xml:space="preserve"> </w:t>
+      </w:r>
+      <w:r>
+        <w:t xml:space="preserve">mục 14.</w:t>
+      </w:r>
+    </w:p>
+    <w:p>
+      <w:pPr>
+        <w:pStyle w:val="BodyText"/>
+      </w:pPr>
+      <w:r>
+        <w:rPr>
+          <w:bCs/>
+          <w:b/>
+        </w:rPr>
+        <w:t xml:space="preserve">Lưu ý:</w:t>
+      </w:r>
+      <w:r>
+        <w:t xml:space="preserve"> </w:t>
+      </w:r>
+      <w:r>
+        <w:t xml:space="preserve">Sci-Hub, Sci-Bot đang có tranh chấp bản quyền ở nhiều nước (đã bị chặn ở Nga, Ấn Độ…); nhiều trang giả mạo – chỉ dùng địa chỉ chính thức, không tải tệp chạy (.exe); không dùng trên máy có tài liệu mật; tuân thủ quy định truy cập Internet của đơn vị. Luôn kiểm tra DOI của mọi bài AI trích dẫn.</w:t>
+      </w:r>
+    </w:p>
+    <w:p>
+      <w:pPr>
+        <w:pStyle w:val="BodyText"/>
+      </w:pPr>
+      <w:r>
+        <w:rPr>
+          <w:bCs/>
+          <w:b/>
+        </w:rPr>
+        <w:t xml:space="preserve">Các công cụ khác:</w:t>
       </w:r>
     </w:p>
     <w:tbl>
@@ -3387,139 +3568,6 @@
             </w:pPr>
             <w:r>
               <w:t xml:space="preserve">Lưu ý</w:t>
-            </w:r>
-          </w:p>
-        </w:tc>
-      </w:tr>
-      <w:tr>
-        <w:tc>
-          <w:tcPr/>
-          <w:p>
-            <w:pPr>
-              <w:pStyle w:val="Compact"/>
-              <w:jc w:val="left"/>
-            </w:pPr>
-            <w:r>
-              <w:rPr>
-                <w:bCs/>
-                <w:b/>
-              </w:rPr>
-              <w:t xml:space="preserve">Sci-Hub</w:t>
-            </w:r>
-          </w:p>
-        </w:tc>
-        <w:tc>
-          <w:tcPr/>
-          <w:p>
-            <w:pPr>
-              <w:pStyle w:val="Compact"/>
-              <w:jc w:val="left"/>
-            </w:pPr>
-            <w:r>
-              <w:t xml:space="preserve">Thư viện</w:t>
-            </w:r>
-            <w:r>
-              <w:t xml:space="preserve"> </w:t>
-            </w:r>
-            <w:r>
-              <w:t xml:space="preserve">“</w:t>
-            </w:r>
-            <w:r>
-              <w:t xml:space="preserve">bóng tối</w:t>
-            </w:r>
-            <w:r>
-              <w:t xml:space="preserve">”</w:t>
-            </w:r>
-            <w:r>
-              <w:t xml:space="preserve">: cung cấp toàn văn bài báo, sách không qua nhà xuất bản (~88 triệu tài liệu)</w:t>
-            </w:r>
-          </w:p>
-        </w:tc>
-        <w:tc>
-          <w:tcPr/>
-          <w:p>
-            <w:pPr>
-              <w:pStyle w:val="Compact"/>
-              <w:jc w:val="left"/>
-            </w:pPr>
-            <w:r>
-              <w:t xml:space="preserve">–</w:t>
-            </w:r>
-          </w:p>
-        </w:tc>
-        <w:tc>
-          <w:tcPr/>
-          <w:p>
-            <w:pPr>
-              <w:pStyle w:val="Compact"/>
-              <w:jc w:val="left"/>
-            </w:pPr>
-            <w:r>
-              <w:rPr>
-                <w:bCs/>
-                <w:b/>
-              </w:rPr>
-              <w:t xml:space="preserve">Vi phạm bản quyền</w:t>
-            </w:r>
-            <w:r>
-              <w:t xml:space="preserve"> </w:t>
-            </w:r>
-            <w:r>
-              <w:t xml:space="preserve">theo phán quyết của tòa án Mỹ, Nga (Moscow, 2018), Ấn Độ (Delhi, 08/2025 – lệnh tạm thời); bị chặn ở nhiều nước; nhiều trang giả mạo có thể chứa mã độc. Không khuyến nghị dùng, nhất là trên máy, mạng của đơn vị</w:t>
-            </w:r>
-          </w:p>
-        </w:tc>
-      </w:tr>
-      <w:tr>
-        <w:tc>
-          <w:tcPr/>
-          <w:p>
-            <w:pPr>
-              <w:pStyle w:val="Compact"/>
-              <w:jc w:val="left"/>
-            </w:pPr>
-            <w:r>
-              <w:rPr>
-                <w:bCs/>
-                <w:b/>
-              </w:rPr>
-              <w:t xml:space="preserve">Sci-Bot</w:t>
-            </w:r>
-          </w:p>
-        </w:tc>
-        <w:tc>
-          <w:tcPr/>
-          <w:p>
-            <w:pPr>
-              <w:pStyle w:val="Compact"/>
-              <w:jc w:val="left"/>
-            </w:pPr>
-            <w:r>
-              <w:t xml:space="preserve">Trợ lý AI do Sci-Hub ra mắt 04/2026, trả lời câu hỏi dựa trên kho Sci-Hub, kèm liên kết toàn văn</w:t>
-            </w:r>
-          </w:p>
-        </w:tc>
-        <w:tc>
-          <w:tcPr/>
-          <w:p>
-            <w:pPr>
-              <w:pStyle w:val="Compact"/>
-              <w:jc w:val="left"/>
-            </w:pPr>
-            <w:r>
-              <w:t xml:space="preserve">–</w:t>
-            </w:r>
-          </w:p>
-        </w:tc>
-        <w:tc>
-          <w:tcPr/>
-          <w:p>
-            <w:pPr>
-              <w:pStyle w:val="Compact"/>
-              <w:jc w:val="left"/>
-            </w:pPr>
-            <w:r>
-              <w:t xml:space="preserve">Cùng vấn đề pháp lý như Sci-Hub; bản thử nghiệm: chỉ trả lời từng câu, thiếu nhiều bài mới (sau ~2021–2022)</w:t>
             </w:r>
           </w:p>
         </w:tc>

--- a/thuyet-trinh/TAI-LIEU-PHAT-TAY.docx
+++ b/thuyet-trinh/TAI-LIEU-PHAT-TAY.docx
@@ -2,7 +2,7 @@
 <file path=word/document.xml><?xml version="1.0" encoding="utf-8"?>
 <w:document xmlns:w="http://schemas.openxmlformats.org/wordprocessingml/2006/main" xmlns:m="http://schemas.openxmlformats.org/officeDocument/2006/math" xmlns:r="http://schemas.openxmlformats.org/officeDocument/2006/relationships" xmlns:o="urn:schemas-microsoft-com:office:office" xmlns:v="urn:schemas-microsoft-com:vml" xmlns:w10="urn:schemas-microsoft-com:office:word" xmlns:a="http://schemas.openxmlformats.org/drawingml/2006/main" xmlns:pic="http://schemas.openxmlformats.org/drawingml/2006/picture" xmlns:wp="http://schemas.openxmlformats.org/drawingml/2006/wordprocessingDrawing">
   <w:body>
-    <w:bookmarkStart w:id="31" w:name="tài-liệu-phát-tay"/>
+    <w:bookmarkStart w:id="32" w:name="tài-liệu-phát-tay"/>
     <w:p>
       <w:pPr>
         <w:pStyle w:val="Heading1"/>
@@ -2016,13 +2016,13 @@
       </w:r>
     </w:p>
     <w:bookmarkEnd w:id="25"/>
-    <w:bookmarkStart w:id="26" w:name="X285a31a5c07eb0a7635422631d2846884fbd0cc"/>
+    <w:bookmarkStart w:id="26" w:name="Xb9575c3de78e312cdd28e65740cf529277ed44e"/>
     <w:p>
       <w:pPr>
         <w:pStyle w:val="Heading2"/>
       </w:pPr>
       <w:r>
-        <w:t xml:space="preserve">7. Bộ tài liệu thật dùng trong ví dụ ăn mòn khí quyển (Slide 13)</w:t>
+        <w:t xml:space="preserve">7. Bộ tài liệu thật dùng trong ví dụ ăn mòn khí quyển (Slide 12)</w:t>
       </w:r>
     </w:p>
     <w:tbl>
@@ -4240,7 +4240,307 @@
       </w:r>
     </w:p>
     <w:bookmarkEnd w:id="29"/>
-    <w:bookmarkStart w:id="30" w:name="giải-nghĩa-thuật-ngữ"/>
+    <w:bookmarkStart w:id="30" w:name="Xdedee4ee1ac524bee238192c35b36e29e7b9078"/>
+    <w:p>
+      <w:pPr>
+        <w:pStyle w:val="Heading2"/>
+      </w:pPr>
+      <w:r>
+        <w:t xml:space="preserve">12. Xử lý dữ liệu với AI – quy trình 5 bước (Slide 15)</w:t>
+      </w:r>
+    </w:p>
+    <w:tbl>
+      <w:tblPr>
+        <w:tblStyle w:val="Table"/>
+        <w:tblW w:type="pct" w:w="5000"/>
+        <w:tblLook w:firstRow="1" w:lastRow="0" w:firstColumn="0" w:lastColumn="0" w:noHBand="0" w:noVBand="0" w:val="0020"/>
+        <w:jc w:val="start"/>
+      </w:tblPr>
+      <w:tblGrid>
+        <w:gridCol w:w="2640"/>
+        <w:gridCol w:w="2640"/>
+        <w:gridCol w:w="2640"/>
+      </w:tblGrid>
+      <w:tr>
+        <w:trPr>
+          <w:tblHeader w:val="true"/>
+        </w:trPr>
+        <w:tc>
+          <w:tcPr/>
+          <w:p>
+            <w:pPr>
+              <w:pStyle w:val="Compact"/>
+              <w:jc w:val="left"/>
+            </w:pPr>
+            <w:r>
+              <w:t xml:space="preserve">Bước</w:t>
+            </w:r>
+          </w:p>
+        </w:tc>
+        <w:tc>
+          <w:tcPr/>
+          <w:p>
+            <w:pPr>
+              <w:pStyle w:val="Compact"/>
+              <w:jc w:val="left"/>
+            </w:pPr>
+            <w:r>
+              <w:t xml:space="preserve">AI làm</w:t>
+            </w:r>
+          </w:p>
+        </w:tc>
+        <w:tc>
+          <w:tcPr/>
+          <w:p>
+            <w:pPr>
+              <w:pStyle w:val="Compact"/>
+              <w:jc w:val="left"/>
+            </w:pPr>
+            <w:r>
+              <w:t xml:space="preserve">Nhà khoa học kiểm soát</w:t>
+            </w:r>
+          </w:p>
+        </w:tc>
+      </w:tr>
+      <w:tr>
+        <w:tc>
+          <w:tcPr/>
+          <w:p>
+            <w:pPr>
+              <w:pStyle w:val="Compact"/>
+              <w:jc w:val="left"/>
+            </w:pPr>
+            <w:r>
+              <w:t xml:space="preserve">1. Chuẩn bị dữ liệu</w:t>
+            </w:r>
+          </w:p>
+        </w:tc>
+        <w:tc>
+          <w:tcPr/>
+          <w:p>
+            <w:pPr>
+              <w:pStyle w:val="Compact"/>
+              <w:jc w:val="left"/>
+            </w:pPr>
+            <w:r>
+              <w:t xml:space="preserve">Đọc tệp, mô tả cấu trúc: số dòng, tên cột, đơn vị, nguồn</w:t>
+            </w:r>
+          </w:p>
+        </w:tc>
+        <w:tc>
+          <w:tcPr/>
+          <w:p>
+            <w:pPr>
+              <w:pStyle w:val="Compact"/>
+              <w:jc w:val="left"/>
+            </w:pPr>
+            <w:r>
+              <w:t xml:space="preserve">Giữ bản gốc chỉ đọc; lập từ điển dữ liệu; chỉ đưa dữ liệu được phép</w:t>
+            </w:r>
+          </w:p>
+        </w:tc>
+      </w:tr>
+      <w:tr>
+        <w:tc>
+          <w:tcPr/>
+          <w:p>
+            <w:pPr>
+              <w:pStyle w:val="Compact"/>
+              <w:jc w:val="left"/>
+            </w:pPr>
+            <w:r>
+              <w:t xml:space="preserve">2. Kiểm tra chất lượng</w:t>
+            </w:r>
+          </w:p>
+        </w:tc>
+        <w:tc>
+          <w:tcPr/>
+          <w:p>
+            <w:pPr>
+              <w:pStyle w:val="Compact"/>
+              <w:jc w:val="left"/>
+            </w:pPr>
+            <w:r>
+              <w:t xml:space="preserve">Tìm dòng trùng, ô trống, sai định dạng, sai đơn vị, giá trị bất thường → báo cáo</w:t>
+            </w:r>
+          </w:p>
+        </w:tc>
+        <w:tc>
+          <w:tcPr/>
+          <w:p>
+            <w:pPr>
+              <w:pStyle w:val="Compact"/>
+              <w:jc w:val="left"/>
+            </w:pPr>
+            <w:r>
+              <w:t xml:space="preserve">Chỉ đánh dấu, không tự xóa; quyết định giữ / loại</w:t>
+            </w:r>
+          </w:p>
+        </w:tc>
+      </w:tr>
+      <w:tr>
+        <w:tc>
+          <w:tcPr/>
+          <w:p>
+            <w:pPr>
+              <w:pStyle w:val="Compact"/>
+              <w:jc w:val="left"/>
+            </w:pPr>
+            <w:r>
+              <w:t xml:space="preserve">3. Phân tích, lập mô hình</w:t>
+            </w:r>
+          </w:p>
+        </w:tc>
+        <w:tc>
+          <w:tcPr/>
+          <w:p>
+            <w:pPr>
+              <w:pStyle w:val="Compact"/>
+              <w:jc w:val="left"/>
+            </w:pPr>
+            <w:r>
+              <w:t xml:space="preserve">Viết và chạy mã Python: thống kê, hồi quy, mô hình theo tiêu chuẩn</w:t>
+            </w:r>
+          </w:p>
+        </w:tc>
+        <w:tc>
+          <w:tcPr/>
+          <w:p>
+            <w:pPr>
+              <w:pStyle w:val="Compact"/>
+              <w:jc w:val="left"/>
+            </w:pPr>
+            <w:r>
+              <w:t xml:space="preserve">Chọn phương pháp phù hợp thiết kế thí nghiệm; nêu rõ giả định</w:t>
+            </w:r>
+          </w:p>
+        </w:tc>
+      </w:tr>
+      <w:tr>
+        <w:tc>
+          <w:tcPr/>
+          <w:p>
+            <w:pPr>
+              <w:pStyle w:val="Compact"/>
+              <w:jc w:val="left"/>
+            </w:pPr>
+            <w:r>
+              <w:t xml:space="preserve">4. Kiểm định kết quả</w:t>
+            </w:r>
+          </w:p>
+        </w:tc>
+        <w:tc>
+          <w:tcPr/>
+          <w:p>
+            <w:pPr>
+              <w:pStyle w:val="Compact"/>
+              <w:jc w:val="left"/>
+            </w:pPr>
+            <w:r>
+              <w:t xml:space="preserve">Tách tập kiểm định độc lập, tính sai số, so với tiêu chuẩn, số liệu đã công bố</w:t>
+            </w:r>
+          </w:p>
+        </w:tc>
+        <w:tc>
+          <w:tcPr/>
+          <w:p>
+            <w:pPr>
+              <w:pStyle w:val="Compact"/>
+              <w:jc w:val="left"/>
+            </w:pPr>
+            <w:r>
+              <w:t xml:space="preserve">Đánh giá kết quả có hợp lý về chuyên môn</w:t>
+            </w:r>
+          </w:p>
+        </w:tc>
+      </w:tr>
+      <w:tr>
+        <w:tc>
+          <w:tcPr/>
+          <w:p>
+            <w:pPr>
+              <w:pStyle w:val="Compact"/>
+              <w:jc w:val="left"/>
+            </w:pPr>
+            <w:r>
+              <w:t xml:space="preserve">5. Lưu trữ, tái lập</w:t>
+            </w:r>
+          </w:p>
+        </w:tc>
+        <w:tc>
+          <w:tcPr/>
+          <w:p>
+            <w:pPr>
+              <w:pStyle w:val="Compact"/>
+              <w:jc w:val="left"/>
+            </w:pPr>
+            <w:r>
+              <w:t xml:space="preserve">Lưu mã, dữ liệu đã xử lý, nhật ký từng bước</w:t>
+            </w:r>
+          </w:p>
+        </w:tc>
+        <w:tc>
+          <w:tcPr/>
+          <w:p>
+            <w:pPr>
+              <w:pStyle w:val="Compact"/>
+              <w:jc w:val="left"/>
+            </w:pPr>
+            <w:r>
+              <w:t xml:space="preserve">Chạy lại ra cùng kết quả; lưu theo cấu trúc dự án</w:t>
+            </w:r>
+          </w:p>
+        </w:tc>
+      </w:tr>
+    </w:tbl>
+    <w:p>
+      <w:pPr>
+        <w:pStyle w:val="BodyText"/>
+      </w:pPr>
+      <w:r>
+        <w:t xml:space="preserve">Mẫu câu lệnh:</w:t>
+      </w:r>
+    </w:p>
+    <w:p>
+      <w:pPr>
+        <w:pStyle w:val="SourceCode"/>
+      </w:pPr>
+      <w:r>
+        <w:rPr>
+          <w:rStyle w:val="VerbatimChar"/>
+        </w:rPr>
+        <w:t xml:space="preserve">Tôi tải lên [tệp dữ liệu]. Làm lần lượt, dừng sau mỗi bước để tôi xác nhận:</w:t>
+      </w:r>
+      <w:r>
+        <w:br/>
+      </w:r>
+      <w:r>
+        <w:rPr>
+          <w:rStyle w:val="VerbatimChar"/>
+        </w:rPr>
+        <w:t xml:space="preserve">1. Mô tả cấu trúc dữ liệu (số dòng, cột, đơn vị); 2. Kiểm tra chất lượng – chỉ đánh dấu,</w:t>
+      </w:r>
+      <w:r>
+        <w:br/>
+      </w:r>
+      <w:r>
+        <w:rPr>
+          <w:rStyle w:val="VerbatimChar"/>
+        </w:rPr>
+        <w:t xml:space="preserve">không xóa; 3. Đề xuất phương pháp phân tích và giải thích vì sao; 4. Phân tích, kiểm định</w:t>
+      </w:r>
+      <w:r>
+        <w:br/>
+      </w:r>
+      <w:r>
+        <w:rPr>
+          <w:rStyle w:val="VerbatimChar"/>
+        </w:rPr>
+        <w:t xml:space="preserve">trên tập độc lập; 5. Lưu toàn bộ mã Python và nhật ký để chạy lại.</w:t>
+      </w:r>
+    </w:p>
+    <w:bookmarkEnd w:id="30"/>
+    <w:bookmarkStart w:id="31" w:name="giải-nghĩa-thuật-ngữ"/>
     <w:p>
       <w:pPr>
         <w:pStyle w:val="Heading2"/>
@@ -4834,8 +5134,8 @@
         <w:t xml:space="preserve">.</w:t>
       </w:r>
     </w:p>
-    <w:bookmarkEnd w:id="30"/>
     <w:bookmarkEnd w:id="31"/>
+    <w:bookmarkEnd w:id="32"/>
     <w:sectPr/>
   </w:body>
 </w:document>
